--- a/downloads/teacher/04 Units/Unit 00 - Launch - Welcome to the FACS Room/Lesson 00.04 - Teamwork Under Pressure.docx
+++ b/downloads/teacher/04 Units/Unit 00 - Launch - Welcome to the FACS Room/Lesson 00.04 - Teamwork Under Pressure.docx
@@ -254,23 +254,41 @@
       <w:r>
         <w:t xml:space="preserve">By the end of this lesson, students will be able to:</w:t>
       </w:r>
-      <w:r>
-        <w:t xml:space="preserve"> </w:t>
-      </w:r>
-      <w:r>
-        <w:t xml:space="preserve">1. (Low) Given a role card, state their own role’s job during the silent challenge and identify who on the team holds each of the four roles.</w:t>
-      </w:r>
-      <w:r>
-        <w:t xml:space="preserve"> </w:t>
-      </w:r>
-      <w:r>
-        <w:t xml:space="preserve">2. (Mid) Measure four amounts of water and rice as a team in silence, then analyze what the team did without words (pointing, showing, waiting, taking over) and which of those helped or hurt.</w:t>
-      </w:r>
-      <w:r>
-        <w:t xml:space="preserve"> </w:t>
-      </w:r>
-      <w:r>
-        <w:t xml:space="preserve">3. (High) Write a team norms contract of four norms, each stated as a behavior someone could see, agreed to by every member, and signed.</w:t>
+    </w:p>
+    <w:p>
+      <w:pPr>
+        <w:numPr>
+          <w:ilvl w:val="0"/>
+          <w:numId w:val="1002"/>
+        </w:numPr>
+        <w:pStyle w:val="Compact"/>
+      </w:pPr>
+      <w:r>
+        <w:t xml:space="preserve">(Low) Given a role card, state their own role’s job during the silent challenge and identify who on the team holds each of the four roles.</w:t>
+      </w:r>
+    </w:p>
+    <w:p>
+      <w:pPr>
+        <w:numPr>
+          <w:ilvl w:val="0"/>
+          <w:numId w:val="1002"/>
+        </w:numPr>
+        <w:pStyle w:val="Compact"/>
+      </w:pPr>
+      <w:r>
+        <w:t xml:space="preserve">(Mid) Measure four amounts of water and rice as a team in silence, then analyze what the team did without words (pointing, showing, waiting, taking over) and which of those helped or hurt.</w:t>
+      </w:r>
+    </w:p>
+    <w:p>
+      <w:pPr>
+        <w:numPr>
+          <w:ilvl w:val="0"/>
+          <w:numId w:val="1002"/>
+        </w:numPr>
+        <w:pStyle w:val="Compact"/>
+      </w:pPr>
+      <w:r>
+        <w:t xml:space="preserve">(High) Write a team norms contract of four norms, each stated as a behavior someone could see, agreed to by every member, and signed.</w:t>
       </w:r>
     </w:p>
     <w:p>
@@ -311,7 +329,7 @@
       <w:pPr>
         <w:numPr>
           <w:ilvl w:val="0"/>
-          <w:numId w:val="1002"/>
+          <w:numId w:val="1003"/>
         </w:numPr>
         <w:pStyle w:val="Compact"/>
       </w:pPr>
@@ -335,7 +353,7 @@
       <w:pPr>
         <w:numPr>
           <w:ilvl w:val="0"/>
-          <w:numId w:val="1002"/>
+          <w:numId w:val="1003"/>
         </w:numPr>
         <w:pStyle w:val="Compact"/>
       </w:pPr>
@@ -359,7 +377,7 @@
       <w:pPr>
         <w:numPr>
           <w:ilvl w:val="0"/>
-          <w:numId w:val="1002"/>
+          <w:numId w:val="1003"/>
         </w:numPr>
         <w:pStyle w:val="Compact"/>
       </w:pPr>
@@ -371,7 +389,7 @@
       <w:pPr>
         <w:numPr>
           <w:ilvl w:val="0"/>
-          <w:numId w:val="1002"/>
+          <w:numId w:val="1003"/>
         </w:numPr>
         <w:pStyle w:val="Compact"/>
       </w:pPr>
@@ -392,7 +410,7 @@
       <w:pPr>
         <w:numPr>
           <w:ilvl w:val="0"/>
-          <w:numId w:val="1002"/>
+          <w:numId w:val="1003"/>
         </w:numPr>
         <w:pStyle w:val="Compact"/>
       </w:pPr>
@@ -413,7 +431,7 @@
       <w:pPr>
         <w:numPr>
           <w:ilvl w:val="0"/>
-          <w:numId w:val="1002"/>
+          <w:numId w:val="1003"/>
         </w:numPr>
         <w:pStyle w:val="Compact"/>
       </w:pPr>
@@ -425,7 +443,7 @@
       <w:pPr>
         <w:numPr>
           <w:ilvl w:val="0"/>
-          <w:numId w:val="1002"/>
+          <w:numId w:val="1003"/>
         </w:numPr>
         <w:pStyle w:val="Compact"/>
       </w:pPr>
@@ -902,49 +920,85 @@
       <w:r>
         <w:t xml:space="preserve">Monitor understanding:</w:t>
       </w:r>
-      <w:r>
-        <w:t xml:space="preserve"> </w:t>
-      </w:r>
-      <w:r>
-        <w:t xml:space="preserve">- What does the Station Manager do that nobody else does today?</w:t>
-      </w:r>
-      <w:r>
-        <w:t xml:space="preserve"> </w:t>
-      </w:r>
-      <w:r>
-        <w:t xml:space="preserve">- Cup 2 was half a cup of rice. What is the one technique word for getting it right?</w:t>
-      </w:r>
-      <w:r>
-        <w:t xml:space="preserve"> </w:t>
-      </w:r>
-      <w:r>
-        <w:t xml:space="preserve">- Which of the four (pointing, showing, waiting, taking over) did your team use most?</w:t>
-      </w:r>
-    </w:p>
-    <w:p>
-      <w:pPr>
-        <w:pStyle w:val="BodyText"/>
+    </w:p>
+    <w:p>
+      <w:pPr>
+        <w:numPr>
+          <w:ilvl w:val="0"/>
+          <w:numId w:val="1004"/>
+        </w:numPr>
+        <w:pStyle w:val="Compact"/>
+      </w:pPr>
+      <w:r>
+        <w:t xml:space="preserve">What does the Station Manager do that nobody else does today?</w:t>
+      </w:r>
+    </w:p>
+    <w:p>
+      <w:pPr>
+        <w:numPr>
+          <w:ilvl w:val="0"/>
+          <w:numId w:val="1004"/>
+        </w:numPr>
+        <w:pStyle w:val="Compact"/>
+      </w:pPr>
+      <w:r>
+        <w:t xml:space="preserve">Cup 2 was half a cup of rice. What is the one technique word for getting it right?</w:t>
+      </w:r>
+    </w:p>
+    <w:p>
+      <w:pPr>
+        <w:numPr>
+          <w:ilvl w:val="0"/>
+          <w:numId w:val="1004"/>
+        </w:numPr>
+        <w:pStyle w:val="Compact"/>
+      </w:pPr>
+      <w:r>
+        <w:t xml:space="preserve">Which of the four (pointing, showing, waiting, taking over) did your team use most?</w:t>
+      </w:r>
+    </w:p>
+    <w:p>
+      <w:pPr>
+        <w:pStyle w:val="FirstParagraph"/>
       </w:pPr>
       <w:r>
         <w:t xml:space="preserve">Deepen learning:</w:t>
       </w:r>
-      <w:r>
-        <w:t xml:space="preserve"> </w:t>
-      </w:r>
-      <w:r>
-        <w:t xml:space="preserve">- Somebody at your table took over. Did the team measure better or worse because of it? How do you know?</w:t>
-      </w:r>
-      <w:r>
-        <w:t xml:space="preserve"> </w:t>
-      </w:r>
-      <w:r>
-        <w:t xml:space="preserve">- What would you write on a norm to fix the thing your team needed more of yesterday?</w:t>
-      </w:r>
-      <w:r>
-        <w:t xml:space="preserve"> </w:t>
-      </w:r>
-      <w:r>
-        <w:t xml:space="preserve">- In a real lab, what happens to the team norms at minute 11 when the eggs are burning? What norm would survive that?</w:t>
+    </w:p>
+    <w:p>
+      <w:pPr>
+        <w:numPr>
+          <w:ilvl w:val="0"/>
+          <w:numId w:val="1005"/>
+        </w:numPr>
+        <w:pStyle w:val="Compact"/>
+      </w:pPr>
+      <w:r>
+        <w:t xml:space="preserve">Somebody at your table took over. Did the team measure better or worse because of it? How do you know?</w:t>
+      </w:r>
+    </w:p>
+    <w:p>
+      <w:pPr>
+        <w:numPr>
+          <w:ilvl w:val="0"/>
+          <w:numId w:val="1005"/>
+        </w:numPr>
+        <w:pStyle w:val="Compact"/>
+      </w:pPr>
+      <w:r>
+        <w:t xml:space="preserve">What would you write on a norm to fix the thing your team needed more of yesterday?</w:t>
+      </w:r>
+    </w:p>
+    <w:p>
+      <w:pPr>
+        <w:numPr>
+          <w:ilvl w:val="0"/>
+          <w:numId w:val="1005"/>
+        </w:numPr>
+        <w:pStyle w:val="Compact"/>
+      </w:pPr>
+      <w:r>
+        <w:t xml:space="preserve">In a real lab, what happens to the team norms at minute 11 when the eggs are burning? What norm would survive that?</w:t>
       </w:r>
     </w:p>
     <w:p>
@@ -1123,7 +1177,7 @@
       <w:pPr>
         <w:numPr>
           <w:ilvl w:val="0"/>
-          <w:numId w:val="1003"/>
+          <w:numId w:val="1006"/>
         </w:numPr>
         <w:pStyle w:val="Compact"/>
       </w:pPr>
@@ -1147,7 +1201,7 @@
       <w:pPr>
         <w:numPr>
           <w:ilvl w:val="0"/>
-          <w:numId w:val="1003"/>
+          <w:numId w:val="1006"/>
         </w:numPr>
         <w:pStyle w:val="Compact"/>
       </w:pPr>
@@ -1159,7 +1213,7 @@
       <w:pPr>
         <w:numPr>
           <w:ilvl w:val="0"/>
-          <w:numId w:val="1003"/>
+          <w:numId w:val="1006"/>
         </w:numPr>
         <w:pStyle w:val="Compact"/>
       </w:pPr>
@@ -1171,7 +1225,7 @@
       <w:pPr>
         <w:numPr>
           <w:ilvl w:val="0"/>
-          <w:numId w:val="1003"/>
+          <w:numId w:val="1006"/>
         </w:numPr>
         <w:pStyle w:val="Compact"/>
       </w:pPr>
@@ -1183,7 +1237,7 @@
       <w:pPr>
         <w:numPr>
           <w:ilvl w:val="0"/>
-          <w:numId w:val="1003"/>
+          <w:numId w:val="1006"/>
         </w:numPr>
         <w:pStyle w:val="Compact"/>
       </w:pPr>
@@ -1195,7 +1249,7 @@
       <w:pPr>
         <w:numPr>
           <w:ilvl w:val="0"/>
-          <w:numId w:val="1003"/>
+          <w:numId w:val="1006"/>
         </w:numPr>
         <w:pStyle w:val="Compact"/>
       </w:pPr>
@@ -1513,7 +1567,7 @@
       <w:pPr>
         <w:numPr>
           <w:ilvl w:val="0"/>
-          <w:numId w:val="1004"/>
+          <w:numId w:val="1007"/>
         </w:numPr>
         <w:pStyle w:val="Compact"/>
       </w:pPr>
@@ -1537,7 +1591,7 @@
       <w:pPr>
         <w:numPr>
           <w:ilvl w:val="0"/>
-          <w:numId w:val="1004"/>
+          <w:numId w:val="1007"/>
         </w:numPr>
         <w:pStyle w:val="Compact"/>
       </w:pPr>
@@ -1549,7 +1603,7 @@
       <w:pPr>
         <w:numPr>
           <w:ilvl w:val="0"/>
-          <w:numId w:val="1004"/>
+          <w:numId w:val="1007"/>
         </w:numPr>
         <w:pStyle w:val="Compact"/>
       </w:pPr>
@@ -1573,7 +1627,7 @@
       <w:pPr>
         <w:numPr>
           <w:ilvl w:val="0"/>
-          <w:numId w:val="1004"/>
+          <w:numId w:val="1007"/>
         </w:numPr>
         <w:pStyle w:val="Compact"/>
       </w:pPr>
@@ -1585,7 +1639,7 @@
       <w:pPr>
         <w:numPr>
           <w:ilvl w:val="0"/>
-          <w:numId w:val="1004"/>
+          <w:numId w:val="1007"/>
         </w:numPr>
         <w:pStyle w:val="Compact"/>
       </w:pPr>
@@ -1643,7 +1697,7 @@
       <w:pPr>
         <w:numPr>
           <w:ilvl w:val="0"/>
-          <w:numId w:val="1005"/>
+          <w:numId w:val="1008"/>
         </w:numPr>
         <w:pStyle w:val="Compact"/>
       </w:pPr>
@@ -1655,7 +1709,7 @@
       <w:pPr>
         <w:numPr>
           <w:ilvl w:val="0"/>
-          <w:numId w:val="1005"/>
+          <w:numId w:val="1008"/>
         </w:numPr>
         <w:pStyle w:val="Compact"/>
       </w:pPr>
@@ -1679,7 +1733,7 @@
       <w:pPr>
         <w:numPr>
           <w:ilvl w:val="0"/>
-          <w:numId w:val="1005"/>
+          <w:numId w:val="1008"/>
         </w:numPr>
         <w:pStyle w:val="Compact"/>
       </w:pPr>
@@ -1721,7 +1775,7 @@
       <w:pPr>
         <w:numPr>
           <w:ilvl w:val="0"/>
-          <w:numId w:val="1005"/>
+          <w:numId w:val="1008"/>
         </w:numPr>
         <w:pStyle w:val="Compact"/>
       </w:pPr>
@@ -1733,7 +1787,7 @@
       <w:pPr>
         <w:numPr>
           <w:ilvl w:val="0"/>
-          <w:numId w:val="1005"/>
+          <w:numId w:val="1008"/>
         </w:numPr>
         <w:pStyle w:val="Compact"/>
       </w:pPr>
@@ -1745,7 +1799,7 @@
       <w:pPr>
         <w:numPr>
           <w:ilvl w:val="0"/>
-          <w:numId w:val="1005"/>
+          <w:numId w:val="1008"/>
         </w:numPr>
         <w:pStyle w:val="Compact"/>
       </w:pPr>
@@ -2071,6 +2125,118 @@
       </w:pPr>
     </w:lvl>
   </w:abstractNum>
+  <w:abstractNum w:abstractNumId="99411">
+    <w:nsid w:val="71315dca"/>
+    <w:multiLevelType w:val="multilevel"/>
+    <w:lvl w:ilvl="0">
+      <w:start w:val="1"/>
+      <w:numFmt w:val="decimal"/>
+      <w:lvlText w:val="%1."/>
+      <w:lvlJc w:val="left"/>
+      <w:pPr>
+        <w:tabs>
+          <w:tab w:val="num" w:pos="0"/>
+        </w:tabs>
+        <w:ind w:left="480" w:hanging="480"/>
+      </w:pPr>
+    </w:lvl>
+    <w:lvl w:ilvl="1">
+      <w:start w:val="1"/>
+      <w:numFmt w:val="decimal"/>
+      <w:lvlText w:val="%2."/>
+      <w:lvlJc w:val="left"/>
+      <w:pPr>
+        <w:tabs>
+          <w:tab w:val="num" w:pos="720"/>
+        </w:tabs>
+        <w:ind w:left="1200" w:hanging="480"/>
+      </w:pPr>
+    </w:lvl>
+    <w:lvl w:ilvl="2">
+      <w:start w:val="1"/>
+      <w:numFmt w:val="decimal"/>
+      <w:lvlText w:val="%3."/>
+      <w:lvlJc w:val="left"/>
+      <w:pPr>
+        <w:tabs>
+          <w:tab w:val="num" w:pos="1440"/>
+        </w:tabs>
+        <w:ind w:left="1920" w:hanging="480"/>
+      </w:pPr>
+    </w:lvl>
+    <w:lvl w:ilvl="3">
+      <w:start w:val="1"/>
+      <w:numFmt w:val="decimal"/>
+      <w:lvlText w:val="%4."/>
+      <w:lvlJc w:val="left"/>
+      <w:pPr>
+        <w:tabs>
+          <w:tab w:val="num" w:pos="2160"/>
+        </w:tabs>
+        <w:ind w:left="2640" w:hanging="480"/>
+      </w:pPr>
+    </w:lvl>
+    <w:lvl w:ilvl="4">
+      <w:start w:val="1"/>
+      <w:numFmt w:val="decimal"/>
+      <w:lvlText w:val="%5."/>
+      <w:lvlJc w:val="left"/>
+      <w:pPr>
+        <w:tabs>
+          <w:tab w:val="num" w:pos="2880"/>
+        </w:tabs>
+        <w:ind w:left="3360" w:hanging="480"/>
+      </w:pPr>
+    </w:lvl>
+    <w:lvl w:ilvl="5">
+      <w:start w:val="1"/>
+      <w:numFmt w:val="decimal"/>
+      <w:lvlText w:val="%6."/>
+      <w:lvlJc w:val="left"/>
+      <w:pPr>
+        <w:tabs>
+          <w:tab w:val="num" w:pos="3600"/>
+        </w:tabs>
+        <w:ind w:left="4080" w:hanging="480"/>
+      </w:pPr>
+    </w:lvl>
+    <w:lvl w:ilvl="6">
+      <w:start w:val="1"/>
+      <w:numFmt w:val="decimal"/>
+      <w:lvlText w:val="%7."/>
+      <w:lvlJc w:val="left"/>
+      <w:pPr>
+        <w:tabs>
+          <w:tab w:val="num" w:pos="4320"/>
+        </w:tabs>
+        <w:ind w:left="4800" w:hanging="480"/>
+      </w:pPr>
+    </w:lvl>
+    <w:lvl w:ilvl="7">
+      <w:start w:val="1"/>
+      <w:numFmt w:val="decimal"/>
+      <w:lvlText w:val="%8."/>
+      <w:lvlJc w:val="left"/>
+      <w:pPr>
+        <w:tabs>
+          <w:tab w:val="num" w:pos="5040"/>
+        </w:tabs>
+        <w:ind w:left="5520" w:hanging="480"/>
+      </w:pPr>
+    </w:lvl>
+    <w:lvl w:ilvl="8">
+      <w:start w:val="1"/>
+      <w:numFmt w:val="decimal"/>
+      <w:lvlText w:val="%9."/>
+      <w:lvlJc w:val="left"/>
+      <w:pPr>
+        <w:tabs>
+          <w:tab w:val="num" w:pos="5760"/>
+        </w:tabs>
+        <w:ind w:left="6240" w:hanging="480"/>
+      </w:pPr>
+    </w:lvl>
+  </w:abstractNum>
   <w:num w:numId="1000">
     <w:abstractNumId w:val="990"/>
   </w:num>
@@ -2078,7 +2244,34 @@
     <w:abstractNumId w:val="991"/>
   </w:num>
   <w:num w:numId="1002">
-    <w:abstractNumId w:val="991"/>
+    <w:abstractNumId w:val="99411"/>
+    <w:lvlOverride w:ilvl="0">
+      <w:startOverride w:val="1"/>
+    </w:lvlOverride>
+    <w:lvlOverride w:ilvl="1">
+      <w:startOverride w:val="1"/>
+    </w:lvlOverride>
+    <w:lvlOverride w:ilvl="2">
+      <w:startOverride w:val="1"/>
+    </w:lvlOverride>
+    <w:lvlOverride w:ilvl="3">
+      <w:startOverride w:val="1"/>
+    </w:lvlOverride>
+    <w:lvlOverride w:ilvl="4">
+      <w:startOverride w:val="1"/>
+    </w:lvlOverride>
+    <w:lvlOverride w:ilvl="5">
+      <w:startOverride w:val="1"/>
+    </w:lvlOverride>
+    <w:lvlOverride w:ilvl="6">
+      <w:startOverride w:val="1"/>
+    </w:lvlOverride>
+    <w:lvlOverride w:ilvl="7">
+      <w:startOverride w:val="1"/>
+    </w:lvlOverride>
+    <w:lvlOverride w:ilvl="8">
+      <w:startOverride w:val="1"/>
+    </w:lvlOverride>
   </w:num>
   <w:num w:numId="1003">
     <w:abstractNumId w:val="991"/>
@@ -2087,6 +2280,15 @@
     <w:abstractNumId w:val="991"/>
   </w:num>
   <w:num w:numId="1005">
+    <w:abstractNumId w:val="991"/>
+  </w:num>
+  <w:num w:numId="1006">
+    <w:abstractNumId w:val="991"/>
+  </w:num>
+  <w:num w:numId="1007">
+    <w:abstractNumId w:val="991"/>
+  </w:num>
+  <w:num w:numId="1008">
     <w:abstractNumId w:val="991"/>
   </w:num>
 </w:numbering>

--- a/downloads/teacher/04 Units/Unit 00 - Launch - Welcome to the FACS Room/Lesson 00.04 - Teamwork Under Pressure.docx
+++ b/downloads/teacher/04 Units/Unit 00 - Launch - Welcome to the FACS Room/Lesson 00.04 - Teamwork Under Pressure.docx
@@ -1194,7 +1194,7 @@
         <w:t xml:space="preserve">Vocabulary 00.md</w:t>
       </w:r>
       <w:r>
-        <w:t xml:space="preserve">, [check with a native speaker]); the norm sentence starter is "We ___ before we ___."</w:t>
+        <w:t xml:space="preserve">); the norm sentence starter is "We ___ before we ___."</w:t>
       </w:r>
     </w:p>
     <w:p>
@@ -1596,7 +1596,7 @@
         <w:pStyle w:val="Compact"/>
       </w:pPr>
       <w:r>
-        <w:t xml:space="preserve">NYS Middle Level CTE Theme Module 02, Communication and Interpersonal Relationships, line 3. f), and Theme Module 01, Career and Community Opportunities, line 3. b). Same folder.</w:t>
+        <w:t xml:space="preserve">NYS Middle Level CTE Theme Module 02, Communication and Interpersonal Relationships, line 3. f), and Theme Module 01, Career and Community Opportunities, line 3. b).</w:t>
       </w:r>
     </w:p>
     <w:p>
@@ -1644,7 +1644,7 @@
         <w:pStyle w:val="Compact"/>
       </w:pPr>
       <w:r>
-        <w:t xml:space="preserve">Sal’s own materials: the Silent Measurement Challenge (Brentwood, written out in full in</w:t>
+        <w:t xml:space="preserve">My own materials: the Silent Measurement Challenge (written out in full in</w:t>
       </w:r>
       <w:r>
         <w:t xml:space="preserve"> </w:t>
@@ -1668,19 +1668,7 @@
         <w:t xml:space="preserve">Handout 01.08 - Role Cards Lab 1.md</w:t>
       </w:r>
       <w:r>
-        <w:t xml:space="preserve">. Team norms and role cards as described in</w:t>
-      </w:r>
-      <w:r>
-        <w:t xml:space="preserve"> </w:t>
-      </w:r>
-      <w:r>
-        <w:rPr>
-          <w:rStyle w:val="VerbatimChar"/>
-        </w:rPr>
-        <w:t xml:space="preserve">01 Source Analysis/Brentwood Work and Simulations.md</w:t>
-      </w:r>
-      <w:r>
-        <w:t xml:space="preserve">.</w:t>
+        <w:t xml:space="preserve">. Team norms and role cards as described in my portfolio.</w:t>
       </w:r>
     </w:p>
     <w:p>
@@ -1793,51 +1781,6 @@
       </w:pPr>
       <w:r>
         <w:t xml:space="preserve">The rice goes back in the bag and comes out again on day 13 for Lesson 1.6. Label the bag.</w:t>
-      </w:r>
-    </w:p>
-    <w:p>
-      <w:pPr>
-        <w:numPr>
-          <w:ilvl w:val="0"/>
-          <w:numId w:val="1008"/>
-        </w:numPr>
-        <w:pStyle w:val="Compact"/>
-      </w:pPr>
-      <w:r>
-        <w:rPr>
-          <w:rStyle w:val="TeacherNote"/>
-        </w:rPr>
-        <w:t xml:space="preserve">[Sal: the Silent Measurement Challenge at Brentwood was your ELL-friendly design on purpose. Say that to the class after the debrief if it fits:</w:t>
-      </w:r>
-      <w:r>
-        <w:rPr>
-          <w:rStyle w:val="TeacherNote"/>
-        </w:rPr>
-        <w:t xml:space="preserve"> </w:t>
-      </w:r>
-      <w:r>
-        <w:rPr>
-          <w:rStyle w:val="TeacherNote"/>
-        </w:rPr>
-        <w:t xml:space="preserve">“</w:t>
-      </w:r>
-      <w:r>
-        <w:rPr>
-          <w:rStyle w:val="TeacherNote"/>
-        </w:rPr>
-        <w:t xml:space="preserve">I built this one so that language could not be the thing that made a team lose.</w:t>
-      </w:r>
-      <w:r>
-        <w:rPr>
-          <w:rStyle w:val="TeacherNote"/>
-        </w:rPr>
-        <w:t xml:space="preserve">”</w:t>
-      </w:r>
-      <w:r>
-        <w:rPr>
-          <w:rStyle w:val="TeacherNote"/>
-        </w:rPr>
-        <w:t xml:space="preserve">]</w:t>
       </w:r>
     </w:p>
     <w:sectPr>
